--- a/practicas/01- DIA DE NACIMIENTO DE LA SEMANA.docx
+++ b/practicas/01- DIA DE NACIMIENTO DE LA SEMANA.docx
@@ -61,641 +61,53 @@
           <w:szCs w:val="18"/>
         </w:rPr>
       </w:pPr>
+      <w:r>
+        <w:rPr>
+          <w:noProof/>
+        </w:rPr>
+        <w:drawing>
+          <wp:inline distT="0" distB="0" distL="0" distR="0" wp14:anchorId="09893D24" wp14:editId="40C28DE1">
+            <wp:extent cx="1410020" cy="1741790"/>
+            <wp:effectExtent l="0" t="0" r="0" b="0"/>
+            <wp:docPr id="2" name="Imagen 2"/>
+            <wp:cNvGraphicFramePr>
+              <a:graphicFrameLocks xmlns:a="http://schemas.openxmlformats.org/drawingml/2006/main" noChangeAspect="1"/>
+            </wp:cNvGraphicFramePr>
+            <a:graphic xmlns:a="http://schemas.openxmlformats.org/drawingml/2006/main">
+              <a:graphicData uri="http://schemas.openxmlformats.org/drawingml/2006/picture">
+                <pic:pic xmlns:pic="http://schemas.openxmlformats.org/drawingml/2006/picture">
+                  <pic:nvPicPr>
+                    <pic:cNvPr id="1" name=""/>
+                    <pic:cNvPicPr/>
+                  </pic:nvPicPr>
+                  <pic:blipFill>
+                    <a:blip r:embed="rId7"/>
+                    <a:stretch>
+                      <a:fillRect/>
+                    </a:stretch>
+                  </pic:blipFill>
+                  <pic:spPr>
+                    <a:xfrm>
+                      <a:off x="0" y="0"/>
+                      <a:ext cx="1420865" cy="1755187"/>
+                    </a:xfrm>
+                    <a:prstGeom prst="rect">
+                      <a:avLst/>
+                    </a:prstGeom>
+                  </pic:spPr>
+                </pic:pic>
+              </a:graphicData>
+            </a:graphic>
+          </wp:inline>
+        </w:drawing>
+      </w:r>
       <w:bookmarkStart w:id="0" w:name="_GoBack"/>
       <w:bookmarkEnd w:id="0"/>
     </w:p>
-    <w:tbl>
-      <w:tblPr>
-        <w:tblW w:w="57" w:type="dxa"/>
-        <w:jc w:val="center"/>
-        <w:tblBorders>
-          <w:top w:val="single" w:sz="12" w:space="0" w:color="008000"/>
-          <w:left w:val="single" w:sz="6" w:space="0" w:color="008000"/>
-          <w:bottom w:val="single" w:sz="12" w:space="0" w:color="008000"/>
-          <w:right w:val="single" w:sz="6" w:space="0" w:color="008000"/>
-          <w:insideH w:val="single" w:sz="6" w:space="0" w:color="000000"/>
-        </w:tblBorders>
-        <w:tblLook w:val="04A0" w:firstRow="1" w:lastRow="0" w:firstColumn="1" w:lastColumn="0" w:noHBand="0" w:noVBand="1"/>
-      </w:tblPr>
-      <w:tblGrid>
-        <w:gridCol w:w="1175"/>
-        <w:gridCol w:w="1102"/>
-      </w:tblGrid>
-      <w:tr>
-        <w:trPr>
-          <w:trHeight w:val="170"/>
-          <w:jc w:val="center"/>
-        </w:trPr>
-        <w:tc>
-          <w:tcPr>
-            <w:tcW w:w="1242" w:type="dxa"/>
-            <w:tcBorders>
-              <w:top w:val="single" w:sz="12" w:space="0" w:color="008000"/>
-              <w:left w:val="single" w:sz="6" w:space="0" w:color="008000"/>
-              <w:bottom w:val="single" w:sz="12" w:space="0" w:color="008000"/>
-              <w:right w:val="nil"/>
-            </w:tcBorders>
-            <w:shd w:val="solid" w:color="C0C0C0" w:fill="FFFFFF"/>
-            <w:hideMark/>
-          </w:tcPr>
-          <w:p>
-            <w:pPr>
-              <w:spacing w:after="200" w:line="276" w:lineRule="auto"/>
-              <w:jc w:val="center"/>
-              <w:rPr>
-                <w:rFonts w:ascii="Verdana" w:eastAsia="Calibri" w:hAnsi="Verdana"/>
-                <w:b/>
-                <w:bCs/>
-                <w:sz w:val="18"/>
-                <w:szCs w:val="18"/>
-                <w:lang w:eastAsia="en-US"/>
-              </w:rPr>
-            </w:pPr>
-            <w:r>
-              <w:rPr>
-                <w:rFonts w:ascii="Verdana" w:hAnsi="Verdana"/>
-                <w:b/>
-                <w:bCs/>
-                <w:sz w:val="18"/>
-                <w:szCs w:val="18"/>
-              </w:rPr>
-              <w:t>DIA</w:t>
-            </w:r>
-          </w:p>
-        </w:tc>
-        <w:tc>
-          <w:tcPr>
-            <w:tcW w:w="1015" w:type="dxa"/>
-            <w:tcBorders>
-              <w:top w:val="single" w:sz="12" w:space="0" w:color="008000"/>
-              <w:left w:val="nil"/>
-              <w:bottom w:val="single" w:sz="12" w:space="0" w:color="008000"/>
-              <w:right w:val="single" w:sz="6" w:space="0" w:color="008000"/>
-            </w:tcBorders>
-            <w:shd w:val="solid" w:color="C0C0C0" w:fill="FFFFFF"/>
-            <w:hideMark/>
-          </w:tcPr>
-          <w:p>
-            <w:pPr>
-              <w:spacing w:after="200" w:line="276" w:lineRule="auto"/>
-              <w:jc w:val="center"/>
-              <w:rPr>
-                <w:rFonts w:ascii="Verdana" w:eastAsia="Calibri" w:hAnsi="Verdana"/>
-                <w:b/>
-                <w:bCs/>
-                <w:sz w:val="18"/>
-                <w:szCs w:val="18"/>
-                <w:lang w:eastAsia="en-US"/>
-              </w:rPr>
-            </w:pPr>
-            <w:r>
-              <w:rPr>
-                <w:rFonts w:ascii="Verdana" w:hAnsi="Verdana"/>
-                <w:b/>
-                <w:bCs/>
-                <w:sz w:val="18"/>
-                <w:szCs w:val="18"/>
-              </w:rPr>
-              <w:t>NÚMERO</w:t>
-            </w:r>
-          </w:p>
-        </w:tc>
-      </w:tr>
-      <w:tr>
-        <w:trPr>
-          <w:trHeight w:val="362"/>
-          <w:jc w:val="center"/>
-        </w:trPr>
-        <w:tc>
-          <w:tcPr>
-            <w:tcW w:w="1242" w:type="dxa"/>
-            <w:tcBorders>
-              <w:top w:val="single" w:sz="6" w:space="0" w:color="000000"/>
-              <w:left w:val="single" w:sz="6" w:space="0" w:color="008000"/>
-              <w:bottom w:val="single" w:sz="6" w:space="0" w:color="000000"/>
-              <w:right w:val="nil"/>
-            </w:tcBorders>
-            <w:shd w:val="pct20" w:color="000000" w:fill="FFFFFF"/>
-            <w:hideMark/>
-          </w:tcPr>
-          <w:p>
-            <w:pPr>
-              <w:spacing w:after="200" w:line="276" w:lineRule="auto"/>
-              <w:jc w:val="center"/>
-              <w:rPr>
-                <w:rFonts w:ascii="Verdana" w:eastAsia="Calibri" w:hAnsi="Verdana"/>
-                <w:b/>
-                <w:bCs/>
-                <w:sz w:val="18"/>
-                <w:szCs w:val="18"/>
-                <w:lang w:eastAsia="en-US"/>
-              </w:rPr>
-            </w:pPr>
-            <w:r>
-              <w:rPr>
-                <w:rFonts w:ascii="Verdana" w:hAnsi="Verdana"/>
-                <w:b/>
-                <w:bCs/>
-                <w:sz w:val="18"/>
-                <w:szCs w:val="18"/>
-              </w:rPr>
-              <w:t>Sábado</w:t>
-            </w:r>
-          </w:p>
-        </w:tc>
-        <w:tc>
-          <w:tcPr>
-            <w:tcW w:w="1015" w:type="dxa"/>
-            <w:tcBorders>
-              <w:top w:val="single" w:sz="6" w:space="0" w:color="000000"/>
-              <w:left w:val="nil"/>
-              <w:bottom w:val="single" w:sz="6" w:space="0" w:color="000000"/>
-              <w:right w:val="single" w:sz="6" w:space="0" w:color="008000"/>
-            </w:tcBorders>
-            <w:shd w:val="pct20" w:color="000000" w:fill="FFFFFF"/>
-            <w:hideMark/>
-          </w:tcPr>
-          <w:p>
-            <w:pPr>
-              <w:spacing w:after="200" w:line="276" w:lineRule="auto"/>
-              <w:jc w:val="center"/>
-              <w:rPr>
-                <w:rFonts w:ascii="Verdana" w:eastAsia="Calibri" w:hAnsi="Verdana"/>
-                <w:sz w:val="18"/>
-                <w:szCs w:val="18"/>
-                <w:lang w:eastAsia="en-US"/>
-              </w:rPr>
-            </w:pPr>
-            <w:r>
-              <w:rPr>
-                <w:rFonts w:ascii="Verdana" w:hAnsi="Verdana"/>
-                <w:sz w:val="18"/>
-                <w:szCs w:val="18"/>
-              </w:rPr>
-              <w:t>0</w:t>
-            </w:r>
-          </w:p>
-        </w:tc>
-      </w:tr>
-      <w:tr>
-        <w:trPr>
-          <w:jc w:val="center"/>
-        </w:trPr>
-        <w:tc>
-          <w:tcPr>
-            <w:tcW w:w="1242" w:type="dxa"/>
-            <w:tcBorders>
-              <w:top w:val="single" w:sz="6" w:space="0" w:color="000000"/>
-              <w:left w:val="single" w:sz="6" w:space="0" w:color="008000"/>
-              <w:bottom w:val="single" w:sz="6" w:space="0" w:color="000000"/>
-              <w:right w:val="nil"/>
-            </w:tcBorders>
-            <w:shd w:val="pct25" w:color="FFFF00" w:fill="FFFFFF"/>
-            <w:hideMark/>
-          </w:tcPr>
-          <w:p>
-            <w:pPr>
-              <w:spacing w:after="200" w:line="276" w:lineRule="auto"/>
-              <w:jc w:val="center"/>
-              <w:rPr>
-                <w:rFonts w:ascii="Verdana" w:eastAsia="Calibri" w:hAnsi="Verdana"/>
-                <w:b/>
-                <w:bCs/>
-                <w:sz w:val="18"/>
-                <w:szCs w:val="18"/>
-                <w:lang w:eastAsia="en-US"/>
-              </w:rPr>
-            </w:pPr>
-            <w:r>
-              <w:rPr>
-                <w:rFonts w:ascii="Verdana" w:hAnsi="Verdana"/>
-                <w:b/>
-                <w:bCs/>
-                <w:sz w:val="18"/>
-                <w:szCs w:val="18"/>
-              </w:rPr>
-              <w:t>Domingo</w:t>
-            </w:r>
-          </w:p>
-        </w:tc>
-        <w:tc>
-          <w:tcPr>
-            <w:tcW w:w="1015" w:type="dxa"/>
-            <w:tcBorders>
-              <w:top w:val="single" w:sz="6" w:space="0" w:color="000000"/>
-              <w:left w:val="nil"/>
-              <w:bottom w:val="single" w:sz="6" w:space="0" w:color="000000"/>
-              <w:right w:val="single" w:sz="6" w:space="0" w:color="008000"/>
-            </w:tcBorders>
-            <w:shd w:val="pct25" w:color="FFFF00" w:fill="FFFFFF"/>
-            <w:hideMark/>
-          </w:tcPr>
-          <w:p>
-            <w:pPr>
-              <w:spacing w:after="200" w:line="276" w:lineRule="auto"/>
-              <w:jc w:val="center"/>
-              <w:rPr>
-                <w:rFonts w:ascii="Verdana" w:eastAsia="Calibri" w:hAnsi="Verdana"/>
-                <w:sz w:val="18"/>
-                <w:szCs w:val="18"/>
-                <w:lang w:eastAsia="en-US"/>
-              </w:rPr>
-            </w:pPr>
-            <w:r>
-              <w:rPr>
-                <w:rFonts w:ascii="Verdana" w:hAnsi="Verdana"/>
-                <w:sz w:val="18"/>
-                <w:szCs w:val="18"/>
-              </w:rPr>
-              <w:t>1</w:t>
-            </w:r>
-          </w:p>
-        </w:tc>
-      </w:tr>
-      <w:tr>
-        <w:trPr>
-          <w:jc w:val="center"/>
-        </w:trPr>
-        <w:tc>
-          <w:tcPr>
-            <w:tcW w:w="1242" w:type="dxa"/>
-            <w:tcBorders>
-              <w:top w:val="single" w:sz="6" w:space="0" w:color="000000"/>
-              <w:left w:val="single" w:sz="6" w:space="0" w:color="008000"/>
-              <w:bottom w:val="single" w:sz="6" w:space="0" w:color="000000"/>
-              <w:right w:val="nil"/>
-            </w:tcBorders>
-            <w:shd w:val="pct20" w:color="000000" w:fill="FFFFFF"/>
-            <w:hideMark/>
-          </w:tcPr>
-          <w:p>
-            <w:pPr>
-              <w:spacing w:after="200" w:line="276" w:lineRule="auto"/>
-              <w:jc w:val="center"/>
-              <w:rPr>
-                <w:rFonts w:ascii="Verdana" w:eastAsia="Calibri" w:hAnsi="Verdana"/>
-                <w:b/>
-                <w:bCs/>
-                <w:sz w:val="18"/>
-                <w:szCs w:val="18"/>
-                <w:lang w:eastAsia="en-US"/>
-              </w:rPr>
-            </w:pPr>
-            <w:r>
-              <w:rPr>
-                <w:rFonts w:ascii="Verdana" w:hAnsi="Verdana"/>
-                <w:b/>
-                <w:bCs/>
-                <w:sz w:val="18"/>
-                <w:szCs w:val="18"/>
-              </w:rPr>
-              <w:t>Lunes</w:t>
-            </w:r>
-          </w:p>
-        </w:tc>
-        <w:tc>
-          <w:tcPr>
-            <w:tcW w:w="1015" w:type="dxa"/>
-            <w:tcBorders>
-              <w:top w:val="single" w:sz="6" w:space="0" w:color="000000"/>
-              <w:left w:val="nil"/>
-              <w:bottom w:val="single" w:sz="6" w:space="0" w:color="000000"/>
-              <w:right w:val="single" w:sz="6" w:space="0" w:color="008000"/>
-            </w:tcBorders>
-            <w:shd w:val="pct20" w:color="000000" w:fill="FFFFFF"/>
-            <w:hideMark/>
-          </w:tcPr>
-          <w:p>
-            <w:pPr>
-              <w:spacing w:after="200" w:line="276" w:lineRule="auto"/>
-              <w:jc w:val="center"/>
-              <w:rPr>
-                <w:rFonts w:ascii="Verdana" w:eastAsia="Calibri" w:hAnsi="Verdana"/>
-                <w:sz w:val="18"/>
-                <w:szCs w:val="18"/>
-                <w:lang w:eastAsia="en-US"/>
-              </w:rPr>
-            </w:pPr>
-            <w:r>
-              <w:rPr>
-                <w:rFonts w:ascii="Verdana" w:hAnsi="Verdana"/>
-                <w:sz w:val="18"/>
-                <w:szCs w:val="18"/>
-              </w:rPr>
-              <w:t>2</w:t>
-            </w:r>
-          </w:p>
-        </w:tc>
-      </w:tr>
-      <w:tr>
-        <w:trPr>
-          <w:jc w:val="center"/>
-        </w:trPr>
-        <w:tc>
-          <w:tcPr>
-            <w:tcW w:w="1242" w:type="dxa"/>
-            <w:tcBorders>
-              <w:top w:val="single" w:sz="6" w:space="0" w:color="000000"/>
-              <w:left w:val="single" w:sz="6" w:space="0" w:color="008000"/>
-              <w:bottom w:val="single" w:sz="6" w:space="0" w:color="000000"/>
-              <w:right w:val="nil"/>
-            </w:tcBorders>
-            <w:shd w:val="pct25" w:color="FFFF00" w:fill="FFFFFF"/>
-            <w:hideMark/>
-          </w:tcPr>
-          <w:p>
-            <w:pPr>
-              <w:spacing w:after="200" w:line="276" w:lineRule="auto"/>
-              <w:jc w:val="center"/>
-              <w:rPr>
-                <w:rFonts w:ascii="Verdana" w:eastAsia="Calibri" w:hAnsi="Verdana"/>
-                <w:b/>
-                <w:bCs/>
-                <w:sz w:val="18"/>
-                <w:szCs w:val="18"/>
-                <w:lang w:eastAsia="en-US"/>
-              </w:rPr>
-            </w:pPr>
-            <w:r>
-              <w:rPr>
-                <w:rFonts w:ascii="Verdana" w:hAnsi="Verdana"/>
-                <w:b/>
-                <w:bCs/>
-                <w:sz w:val="18"/>
-                <w:szCs w:val="18"/>
-              </w:rPr>
-              <w:t>Martes</w:t>
-            </w:r>
-          </w:p>
-        </w:tc>
-        <w:tc>
-          <w:tcPr>
-            <w:tcW w:w="1015" w:type="dxa"/>
-            <w:tcBorders>
-              <w:top w:val="single" w:sz="6" w:space="0" w:color="000000"/>
-              <w:left w:val="nil"/>
-              <w:bottom w:val="single" w:sz="6" w:space="0" w:color="000000"/>
-              <w:right w:val="single" w:sz="6" w:space="0" w:color="008000"/>
-            </w:tcBorders>
-            <w:shd w:val="pct25" w:color="FFFF00" w:fill="FFFFFF"/>
-            <w:hideMark/>
-          </w:tcPr>
-          <w:p>
-            <w:pPr>
-              <w:spacing w:after="200" w:line="276" w:lineRule="auto"/>
-              <w:jc w:val="center"/>
-              <w:rPr>
-                <w:rFonts w:ascii="Verdana" w:eastAsia="Calibri" w:hAnsi="Verdana"/>
-                <w:sz w:val="18"/>
-                <w:szCs w:val="18"/>
-                <w:lang w:eastAsia="en-US"/>
-              </w:rPr>
-            </w:pPr>
-            <w:r>
-              <w:rPr>
-                <w:rFonts w:ascii="Verdana" w:hAnsi="Verdana"/>
-                <w:sz w:val="18"/>
-                <w:szCs w:val="18"/>
-              </w:rPr>
-              <w:t>3</w:t>
-            </w:r>
-          </w:p>
-        </w:tc>
-      </w:tr>
-      <w:tr>
-        <w:trPr>
-          <w:jc w:val="center"/>
-        </w:trPr>
-        <w:tc>
-          <w:tcPr>
-            <w:tcW w:w="1242" w:type="dxa"/>
-            <w:tcBorders>
-              <w:top w:val="single" w:sz="6" w:space="0" w:color="000000"/>
-              <w:left w:val="single" w:sz="6" w:space="0" w:color="008000"/>
-              <w:bottom w:val="single" w:sz="6" w:space="0" w:color="000000"/>
-              <w:right w:val="nil"/>
-            </w:tcBorders>
-            <w:shd w:val="pct20" w:color="000000" w:fill="FFFFFF"/>
-            <w:hideMark/>
-          </w:tcPr>
-          <w:p>
-            <w:pPr>
-              <w:spacing w:after="200" w:line="276" w:lineRule="auto"/>
-              <w:jc w:val="center"/>
-              <w:rPr>
-                <w:rFonts w:ascii="Verdana" w:eastAsia="Calibri" w:hAnsi="Verdana"/>
-                <w:b/>
-                <w:bCs/>
-                <w:sz w:val="18"/>
-                <w:szCs w:val="18"/>
-                <w:lang w:eastAsia="en-US"/>
-              </w:rPr>
-            </w:pPr>
-            <w:r>
-              <w:rPr>
-                <w:rFonts w:ascii="Verdana" w:hAnsi="Verdana"/>
-                <w:b/>
-                <w:bCs/>
-                <w:sz w:val="18"/>
-                <w:szCs w:val="18"/>
-              </w:rPr>
-              <w:t>Miércoles</w:t>
-            </w:r>
-          </w:p>
-        </w:tc>
-        <w:tc>
-          <w:tcPr>
-            <w:tcW w:w="1015" w:type="dxa"/>
-            <w:tcBorders>
-              <w:top w:val="single" w:sz="6" w:space="0" w:color="000000"/>
-              <w:left w:val="nil"/>
-              <w:bottom w:val="single" w:sz="6" w:space="0" w:color="000000"/>
-              <w:right w:val="single" w:sz="6" w:space="0" w:color="008000"/>
-            </w:tcBorders>
-            <w:shd w:val="pct20" w:color="000000" w:fill="FFFFFF"/>
-            <w:hideMark/>
-          </w:tcPr>
-          <w:p>
-            <w:pPr>
-              <w:spacing w:after="200" w:line="276" w:lineRule="auto"/>
-              <w:jc w:val="center"/>
-              <w:rPr>
-                <w:rFonts w:ascii="Verdana" w:eastAsia="Calibri" w:hAnsi="Verdana"/>
-                <w:sz w:val="18"/>
-                <w:szCs w:val="18"/>
-                <w:lang w:eastAsia="en-US"/>
-              </w:rPr>
-            </w:pPr>
-            <w:r>
-              <w:rPr>
-                <w:rFonts w:ascii="Verdana" w:hAnsi="Verdana"/>
-                <w:sz w:val="18"/>
-                <w:szCs w:val="18"/>
-              </w:rPr>
-              <w:t>4</w:t>
-            </w:r>
-          </w:p>
-        </w:tc>
-      </w:tr>
-      <w:tr>
-        <w:trPr>
-          <w:jc w:val="center"/>
-        </w:trPr>
-        <w:tc>
-          <w:tcPr>
-            <w:tcW w:w="1242" w:type="dxa"/>
-            <w:tcBorders>
-              <w:top w:val="single" w:sz="6" w:space="0" w:color="000000"/>
-              <w:left w:val="single" w:sz="6" w:space="0" w:color="008000"/>
-              <w:bottom w:val="single" w:sz="6" w:space="0" w:color="000000"/>
-              <w:right w:val="nil"/>
-            </w:tcBorders>
-            <w:shd w:val="pct25" w:color="FFFF00" w:fill="FFFFFF"/>
-            <w:hideMark/>
-          </w:tcPr>
-          <w:p>
-            <w:pPr>
-              <w:spacing w:after="200" w:line="276" w:lineRule="auto"/>
-              <w:jc w:val="center"/>
-              <w:rPr>
-                <w:rFonts w:ascii="Verdana" w:eastAsia="Calibri" w:hAnsi="Verdana"/>
-                <w:b/>
-                <w:bCs/>
-                <w:sz w:val="18"/>
-                <w:szCs w:val="18"/>
-                <w:lang w:eastAsia="en-US"/>
-              </w:rPr>
-            </w:pPr>
-            <w:r>
-              <w:rPr>
-                <w:rFonts w:ascii="Verdana" w:hAnsi="Verdana"/>
-                <w:b/>
-                <w:bCs/>
-                <w:sz w:val="18"/>
-                <w:szCs w:val="18"/>
-              </w:rPr>
-              <w:t>Jueves</w:t>
-            </w:r>
-          </w:p>
-        </w:tc>
-        <w:tc>
-          <w:tcPr>
-            <w:tcW w:w="1015" w:type="dxa"/>
-            <w:tcBorders>
-              <w:top w:val="single" w:sz="6" w:space="0" w:color="000000"/>
-              <w:left w:val="nil"/>
-              <w:bottom w:val="single" w:sz="6" w:space="0" w:color="000000"/>
-              <w:right w:val="single" w:sz="6" w:space="0" w:color="008000"/>
-            </w:tcBorders>
-            <w:shd w:val="pct25" w:color="FFFF00" w:fill="FFFFFF"/>
-            <w:hideMark/>
-          </w:tcPr>
-          <w:p>
-            <w:pPr>
-              <w:spacing w:after="200" w:line="276" w:lineRule="auto"/>
-              <w:jc w:val="center"/>
-              <w:rPr>
-                <w:rFonts w:ascii="Verdana" w:eastAsia="Calibri" w:hAnsi="Verdana"/>
-                <w:sz w:val="18"/>
-                <w:szCs w:val="18"/>
-                <w:lang w:eastAsia="en-US"/>
-              </w:rPr>
-            </w:pPr>
-            <w:r>
-              <w:rPr>
-                <w:rFonts w:ascii="Verdana" w:hAnsi="Verdana"/>
-                <w:sz w:val="18"/>
-                <w:szCs w:val="18"/>
-              </w:rPr>
-              <w:t>5</w:t>
-            </w:r>
-          </w:p>
-        </w:tc>
-      </w:tr>
-      <w:tr>
-        <w:trPr>
-          <w:jc w:val="center"/>
-        </w:trPr>
-        <w:tc>
-          <w:tcPr>
-            <w:tcW w:w="1242" w:type="dxa"/>
-            <w:tcBorders>
-              <w:top w:val="single" w:sz="6" w:space="0" w:color="000000"/>
-              <w:left w:val="single" w:sz="6" w:space="0" w:color="008000"/>
-              <w:bottom w:val="single" w:sz="12" w:space="0" w:color="008000"/>
-              <w:right w:val="nil"/>
-            </w:tcBorders>
-            <w:shd w:val="pct20" w:color="000000" w:fill="FFFFFF"/>
-            <w:hideMark/>
-          </w:tcPr>
-          <w:p>
-            <w:pPr>
-              <w:spacing w:after="200" w:line="276" w:lineRule="auto"/>
-              <w:jc w:val="center"/>
-              <w:rPr>
-                <w:rFonts w:ascii="Verdana" w:eastAsia="Calibri" w:hAnsi="Verdana"/>
-                <w:b/>
-                <w:bCs/>
-                <w:sz w:val="18"/>
-                <w:szCs w:val="18"/>
-                <w:lang w:eastAsia="en-US"/>
-              </w:rPr>
-            </w:pPr>
-            <w:r>
-              <w:rPr>
-                <w:rFonts w:ascii="Verdana" w:hAnsi="Verdana"/>
-                <w:b/>
-                <w:bCs/>
-                <w:sz w:val="18"/>
-                <w:szCs w:val="18"/>
-              </w:rPr>
-              <w:t>Viernes</w:t>
-            </w:r>
-          </w:p>
-        </w:tc>
-        <w:tc>
-          <w:tcPr>
-            <w:tcW w:w="1015" w:type="dxa"/>
-            <w:tcBorders>
-              <w:top w:val="single" w:sz="6" w:space="0" w:color="000000"/>
-              <w:left w:val="nil"/>
-              <w:bottom w:val="single" w:sz="12" w:space="0" w:color="008000"/>
-              <w:right w:val="single" w:sz="6" w:space="0" w:color="008000"/>
-            </w:tcBorders>
-            <w:shd w:val="pct20" w:color="000000" w:fill="FFFFFF"/>
-            <w:hideMark/>
-          </w:tcPr>
-          <w:p>
-            <w:pPr>
-              <w:spacing w:after="200" w:line="276" w:lineRule="auto"/>
-              <w:jc w:val="center"/>
-              <w:rPr>
-                <w:rFonts w:ascii="Verdana" w:eastAsia="Calibri" w:hAnsi="Verdana"/>
-                <w:sz w:val="18"/>
-                <w:szCs w:val="18"/>
-                <w:lang w:eastAsia="en-US"/>
-              </w:rPr>
-            </w:pPr>
-            <w:r>
-              <w:rPr>
-                <w:rFonts w:ascii="Verdana" w:hAnsi="Verdana"/>
-                <w:sz w:val="18"/>
-                <w:szCs w:val="18"/>
-              </w:rPr>
-              <w:t>6</w:t>
-            </w:r>
-          </w:p>
-        </w:tc>
-      </w:tr>
-    </w:tbl>
-    <w:p>
-      <w:pPr>
-        <w:autoSpaceDE w:val="0"/>
-        <w:autoSpaceDN w:val="0"/>
-        <w:adjustRightInd w:val="0"/>
-        <w:rPr>
-          <w:rFonts w:ascii="Verdana" w:hAnsi="Verdana" w:cs="Courier New"/>
-          <w:noProof/>
+    <w:p>
+      <w:pPr>
+        <w:rPr>
+          <w:rFonts w:ascii="Verdana" w:hAnsi="Verdana"/>
           <w:sz w:val="18"/>
           <w:szCs w:val="18"/>
         </w:rPr>
@@ -1672,8 +1084,8 @@
       </w:pPr>
     </w:p>
     <w:sectPr>
-      <w:headerReference w:type="default" r:id="rId7"/>
-      <w:footerReference w:type="default" r:id="rId8"/>
+      <w:headerReference w:type="default" r:id="rId8"/>
+      <w:footerReference w:type="default" r:id="rId9"/>
       <w:pgSz w:w="11906" w:h="16838"/>
       <w:pgMar w:top="1417" w:right="1701" w:bottom="1417" w:left="1701" w:header="708" w:footer="708" w:gutter="0"/>
       <w:cols w:space="708"/>
